--- a/secciones/macro/anexo/Mallplaza_Anexo_Macro_EN.docx
+++ b/secciones/macro/anexo/Mallplaza_Anexo_Macro_EN.docx
@@ -34,7 +34,7 @@
           <w:sz w:val="16"/>
           <w:szCs w:val="16"/>
         </w:rPr>
-        <w:t xml:space="preserve">Between 2022 and 2026 the world economy absorbed two geopolitical supply shocks and a structural rise in long-term rates. The result is a backdrop of stagflationary pressure and a higher cost of capital that reaches Chile through three channels — inflation, rates and consumption — and that sits behind the two most severe risks in the report (FR1 and MR1). In the charts, the dotted blue line marks the valuation date (30-Jun-2026); later data are shown for context.</w:t>
+        <w:t xml:space="preserve">Between 2022 and 2026 the world economy absorbed two geopolitical supply shocks and a structural rise in long-term rates. The result is a backdrop of stagflationary pressure and a higher cost of capital that reaches Chile through three channels — inflation, rates and consumption — and that sits behind the two most severe risks in the report (FR1 and MR1). In the charts, the dotted blue line marks the valuation date (30-Jun-2026); later data are shown for context. The figures cover the shock transmission (Figure A1), oil (Figure A2), sovereign yields (Figure A3), spreads (Figure A4), world growth and inflation (Figure A5) and Chile (Figure A6).</w:t>
       </w:r>
     </w:p>
     <w:tbl>
@@ -2662,7 +2662,7 @@
                 <w:sz w:val="13"/>
                 <w:szCs w:val="13"/>
               </w:rPr>
-              <w:t xml:space="preserve">≈ WACC +50 bp: target price from CLP 2,076 to ~1,940 (Fig. 25)</w:t>
+              <w:t xml:space="preserve">≈ WACC +50 bp: target price from CLP 2,077 to ~1,940 (Fig. 25)</w:t>
             </w:r>
           </w:p>
         </w:tc>
